--- a/javoblar/010.docx
+++ b/javoblar/010.docx
@@ -165,7 +165,7 @@
         <w:spacing w:after="40"/>
       </w:pPr>
       <w:r>
-        <w:t xml:space="preserve">X. Komilov. Sanitariya-epidemiologiya xizmati qisqacha tarixi. — xayrullokomilov.uz kutubxonasi (ochiq manba). URL: https://xayrullokomilov.uz/kutubxona</w:t>
+        <w:t xml:space="preserve">Komilov X. Sanitariya-epidemiologiya xizmati qisqacha tarixi. — 2025 (ochiq manba). URL: https://xayrullokomilov.uz/kutubxona</w:t>
       </w:r>
     </w:p>
     <w:p>
@@ -178,7 +178,7 @@
         <w:spacing w:after="40"/>
       </w:pPr>
       <w:r>
-        <w:t xml:space="preserve">Toshkent tibbiyot akademiyasi, Epidemiologiya kafedrasi o'quv moduli dasturi. URL: https://tma.uz ; http://epi.medprof.tma.uz</w:t>
+        <w:t xml:space="preserve">Toshkent tibbiyot akademiyasi, Epidemiologiya kafedrasi o'quv moduli dasturi. URL: http://epi.medprof.tma.uz</w:t>
       </w:r>
     </w:p>
     <w:p>
@@ -191,7 +191,7 @@
         <w:spacing w:after="40"/>
       </w:pPr>
       <w:r>
-        <w:t xml:space="preserve">X. Komilov kutubxonasi (ochiq manba) — qonun, buyruq, SanPiN, uslubiy ko'rsatma va darsliklar bazasi. URL: https://xayrullokomilov.uz/kutubxona</w:t>
+        <w:t xml:space="preserve">Mirtazayev O.M., Zuyeva L.P., Matnazarova G.S. Epidemiologiya. — Toshkent, 2016.</w:t>
       </w:r>
     </w:p>
     <w:sectPr>

--- a/javoblar/010.docx
+++ b/javoblar/010.docx
@@ -8,7 +8,7 @@
         <w:spacing w:after="200"/>
       </w:pPr>
       <w:r>
-        <w:t xml:space="preserve">10. Epidemiologiya fanining rivojlanishida O'zbekistonlik olimlarning hissasi</w:t>
+        <w:t xml:space="preserve">10. Profilaktik, joriy va yakuniy dezinfeksiya va ularni o'tkazish tartibi</w:t>
       </w:r>
     </w:p>
     <w:p>
@@ -17,7 +17,7 @@
         <w:jc w:val="both"/>
       </w:pPr>
       <w:r>
-        <w:t xml:space="preserve">O'zbekiston epidemiologiya fani va amaliyotining rivojlanishi mamlakatning tabiiy-iqlimiy va ijtimoiy sharoitlari bilan uzviy bog'liq holda kechdi. Markaziy Osiyoning issiq iqlimi, tabiiy o'choqli kasalliklarning (o'lat, Qrim-Kongo gemorragik isitmasi, leyshmanioz, bezgak) mavjudligi va o'tmishda keng tarqalgan ichak infeksiyalari bu yerda epidemiologiya fanini amaliy zarurat sifatida shakllantirdi. O'zbekistonlik olimlar va sanitariya-epidemiologiya xizmati xodimlari bu kasalliklarga qarshi kurashda, tabiiy o'choqlarni o'rganishda va profilaktika tizimini yaratishda salmoqli hissa qo'shdilar [1].</w:t>
+        <w:t xml:space="preserve">Dezinfeksiya — tashqi muhit obyektlarida yuqumli va parazitar kasalliklar qo'zg'atuvchilarini yo'q qilishga qaratilgan tadbirlar majmui bo'lib, u epidemik jarayonning ikkinchi bo'g'iniga — qo'zg'atuvchining yuqish mexanizmiga ta'sir qiladi. O'zbekiston Respublikasida dezinfeksiya tadbirlarini o'tkazish tartibi, ularni amalga oshiruvchi tashkilotlar va vositalarga qo'yiladigan talablar SanQvaN 0090-25 bilan belgilangan [1]. Maqsadiga ko'ra dezinfeksiya profilaktik va o'choqdagi turlarga, o'choqdagi dezinfeksiya esa joriy va yakuniy (o'choqli) turlarga bo'linadi [1].</w:t>
       </w:r>
     </w:p>
     <w:p>
@@ -26,7 +26,7 @@
         <w:spacing w:after="80" w:before="160"/>
       </w:pPr>
       <w:r>
-        <w:t xml:space="preserve">Sanitariya-epidemiologiya xizmatining shakllanishi</w:t>
+        <w:t xml:space="preserve">Profilaktik dezinfeksiya</w:t>
       </w:r>
     </w:p>
     <w:p>
@@ -35,7 +35,7 @@
         <w:jc w:val="both"/>
       </w:pPr>
       <w:r>
-        <w:t xml:space="preserve">O'zbekistonda uyushgan sanitariya-epidemiologiya xizmati o'tgan asrning boshlaridan tashkil etila boshlandi. Dastlab asosiy e'tibor keng tarqalgan va yuqori o'lim keltirgan kasalliklarga — bezgak, ich terlama, traxoma, o'lat va boshqa infeksiyalarga qaratildi. Sanitariya-epidemiologiya stansiyalari (SES) tarmog'ining yaratilishi, dezinfeksiya ishining yo'lga qo'yilishi va emlash dasturlarining joriy etilishi natijasida bir qator og'ir infeksiyalar nazorat ostiga olindi. Bu tizimli ishning asoschilari — mahalliy va butun ittifoq miqyosida faoliyat yuritgan olim va amaliyotchilar bo'ldi [1]. Ularning sa'y-harakatlari bilan sanitariya qonunchiligi, epidemiologik nazorat va hisobot tizimi, laboratoriya tarmog'i hamda emlash ishi bosqichma-bosqich shakllantirildi. Bu infratuzilma keyinchalik mamlakatning butun jamoat salomatligi tizimi uchun tayanch nuqtasi bo'lib xizmat qildi.</w:t>
+        <w:t xml:space="preserve">Profilaktik dezinfeksiya epidemik vaziyatdan qat'i nazar, yuqumli va parazitar kasalliklarning oldini olish maqsadida doimiy ravishda o'tkaziladigan tadbirlar majmuidir [1]. U infeksiya manbai aniqlangan-aniqlanmaganidan qat'i nazar, qo'zg'atuvchi to'planishi va yuqishi ehtimoli bo'lgan joylarda — jamoat binolari, tibbiyot muassasalari, suv ta'minoti va umumiy ovqatlanish obyektlarida amalga oshiriladi. Profilaktik dezinfeksiya obyektlarda odatda oyda bir marta o'tkaziladi, epidemik kasalliklar mavsumida esa uning davriyligi oshiriladi [1]. Tadbir o'tkaziladigan obyekt xodimlari bu haqda bir kun oldin ogohlantirilishi talab etiladi [1].</w:t>
       </w:r>
     </w:p>
     <w:p>
@@ -44,7 +44,7 @@
         <w:spacing w:after="80" w:before="160"/>
       </w:pPr>
       <w:r>
-        <w:t xml:space="preserve">Tabiiy o'choqli kasalliklarni o'rganish</w:t>
+        <w:t xml:space="preserve">Joriy dezinfeksiya</w:t>
       </w:r>
     </w:p>
     <w:p>
@@ -53,7 +53,7 @@
         <w:jc w:val="both"/>
       </w:pPr>
       <w:r>
-        <w:t xml:space="preserve">O'zbekiston olimlarining salmoqli hissasi tabiiy o'choqli kasalliklarni o'rganishda namoyon bo'ldi. Y.N. Pavlovskiyning tabiiy o'choqlilik ta'limoti Markaziy Osiyo sharoitida amaliy tasdig'ini topdi: o'lat tabiiy o'choqlari (ayniqsa Ustyurt va cho'l mintaqalarida), leyshmanioz, toshbaqa kanalari orqali yuqadigan isitmalar o'rganildi. Bu tadqiqotlar tabiiy o'choqlarni rayonlashtirish, kemiruvchilar va bo'g'imoyoqli tashuvchilarni monitoring qilish hamda epidemiologik bashorat tizimini yaratishga asos bo'ldi. Mamlakatda o'latga qarshi kurash tizimi (o'latga qarshi stansiyalar) shu asosda tashkil etildi [1]. Tabiiy o'choqlarni muntazam kuzatish, kemiruvchilar populyatsiyasi va ulardagi qo'zg'atuvchi faolligini aniqlash, epizootiyalarni (hayvonlar orasidagi kasallik avj olishini) nazorat qilish bu tizimning asosiy vazifalari bo'ldi. Bunday ishlar natijasida o'ta xavfli infeksiyalarning odamlar orasida avj olishining oldi olindi va mamlakat hududi ular kirib kelishidan himoyalandi. Bu yo'nalishdagi mahalliy tajriba Markaziy Osiyo mintaqasi uchun namuna bo'lib xizmat qildi va hududiy epidemiologik xavfsizlikni ta'minlashga katta hissa qo'shdi.</w:t>
+        <w:t xml:space="preserve">Joriy dezinfeksiya epidemiologik ahamiyatga ega tashkilot va muassasalarda infeksiya tarqalishining oldini olish uchun muntazam yoki doimiy olib boriladigan tadbirlardir [1]. U infeksiya manbai (bemor) mavjud bo'lgan va u atrofga qo'zg'atuvchi ajratib turgan davrda o'tkaziladi. Uning maqsadi — qo'zg'atuvchini ajralib chiqqan zahoti yo'q qilib, atrofga tarqalishiga yo'l qo'ymaslikdir. Uy sharoitida yuqumli kasallik o'chog'i aniqlanganda bemorni boshqa oila a'zolaridan ajratish, xonani har kuni shamollatish, bemorning shaxsiy buyumlarini alohidalash hamda qo'l tegadigan barcha yuzalarni (to'shak, stol, stul, eshik tutqichlari) muntazam zararsizlantirish talab etiladi [1]. Joriy dezinfeksiya bemorning ajralmalari, idish-tovoqlari va kiyim-kechagini ham qamrab oladi [2]. Joriy dezinfeksiyani ko'pincha bemorni parvarish qiluvchi shaxslar yoki tibbiy xodimlar bajargani uchun ularga oddiy va xavfsiz usullar oldindan o'rgatiladi; shifoxona sharoitida esa u sanitariya-gigiyenik rejim va infeksion nazoratning ajralmas qismi bo'lib, yuqumli kasalliklar bo'limida qat'iy jadval asosida olib boriladi [2]. Joriy dezinfeksiyaning uzluksizligi uning samaradorligining asosiy shartidir.</w:t>
       </w:r>
     </w:p>
     <w:p>
@@ -62,7 +62,7 @@
         <w:spacing w:after="80" w:before="160"/>
       </w:pPr>
       <w:r>
-        <w:t xml:space="preserve">Parazitar va transmissiv kasalliklar</w:t>
+        <w:t xml:space="preserve">Yakuniy (o'choqli) dezinfeksiya</w:t>
       </w:r>
     </w:p>
     <w:p>
@@ -71,88 +71,7 @@
         <w:jc w:val="both"/>
       </w:pPr>
       <w:r>
-        <w:t xml:space="preserve">Bezgakka qarshi kurash O'zbekiston epidemiologiyasining yorqin sahifalaridan biridir. XX asrning o'rtalarida olib borilgan keng ko'lamli antimalyariya tadbirlari — tashuvchi chivinlarga qarshi kurash, suv havzalarini nazorat qilish va bemorlarni davolash — natijasida bezgak mamlakatda keskin kamaytirildi. Shuningdek, leyshmanioz, gelmintozlar va boshqa parazitar kasalliklar epidemiologiyasi chuqur o'rganildi. Bu yo'nalishda mahalliy ilmiy maktablar shakllanib, parazitologiya va entomologiya bo'yicha mutaxassislar tayyorlandi. (Ayrim olimlarning aniq ismlari va sanalari manbalarda tasdiqlanmagani uchun bu matnda keltirilmadi.)</w:t>
-      </w:r>
-    </w:p>
-    <w:p>
-      <w:pPr>
-        <w:pStyle w:val="Heading2"/>
-        <w:spacing w:after="80" w:before="160"/>
-      </w:pPr>
-      <w:r>
-        <w:t xml:space="preserve">Ilmiy-ta'lim muassasalari</w:t>
-      </w:r>
-    </w:p>
-    <w:p>
-      <w:pPr>
-        <w:spacing w:after="120"/>
-        <w:jc w:val="both"/>
-      </w:pPr>
-      <w:r>
-        <w:t xml:space="preserve">Epidemiologiya fanining rivojida oliy tibbiy ta'lim muassasalari — avvalo Toshkent tibbiyot akademiyasi (ilgarigi Toshkent davlat tibbiyot instituti) va ixtisoslashgan ilmiy-tadqiqot institutlari muhim rol o'ynadi. Bu muassasalarda epidemiologiya, mikrobiologiya, virusologiya va immunologiya kafedralari tashkil etilib, ilmiy maktablar yaratildi hamda yuzlab mutaxassislar tayyorlandi [2]. Bugungi kunda ham epidemiologiya moduli tibbiyot universitetlari o'quv dasturining ajralmas qismi bo'lib, u bo'lajak shifokorlarni kasalliklar profilaktikasi, to'g'ri ovqatlanish va sog'lom turmush tarzini targ'ib qilish hamda jamoat salomatligini himoya qilishni tizimli tashkil etishga tayyorlaydi [2]. Oliy malakali kadrlar tayyorlash tizimida epidemiologiya bo'yicha magistratura, klinik ordinatura va ilmiy darajalar nazarda tutilgan bo'lib, bu mutaxassislik uzluksiz rivojlanib bormoqda. Shu tariqa ilmiy maktablar avloddan-avlodga bilim va tajribani o'tkazib, fanning uzviyligini ta'minlaydi.</w:t>
-      </w:r>
-    </w:p>
-    <w:p>
-      <w:pPr>
-        <w:pStyle w:val="Heading2"/>
-        <w:spacing w:after="80" w:before="160"/>
-      </w:pPr>
-      <w:r>
-        <w:t xml:space="preserve">Zamonaviy bosqich</w:t>
-      </w:r>
-    </w:p>
-    <w:p>
-      <w:pPr>
-        <w:spacing w:after="120"/>
-        <w:jc w:val="both"/>
-      </w:pPr>
-      <w:r>
-        <w:t xml:space="preserve">Mustaqillik yillarida O'zbekistonda sog'liqni saqlash tizimi, jumladan sanitariya-epidemiologiya xizmati bir necha bor isloh qilindi. Xizmat zamonaviy nomi va tuzilishiga ega bo'ldi (Sanitariya-epidemiologiya osoyishtaligi va jamoat salomatligi xizmati), laboratoriya bazasi yangilandi, PZR-diagnostika va boshqa zamonaviy usullar joriy etildi. Milliy emlash kalendari kengaytirildi, bir qator boshqariladigan infeksiyalar (poliomielit, qizamiq) ustidan nazorat kuchaytirildi. COVID-19 pandemiyasi davrida milliy epidemiologik xizmat global tajriba va JSST tavsiyalariga tayangan holda keng ko'lamli javob choralarini amalga oshirdi [1]. Shuningdek, O'zbekiston olimlari xalqaro ilmiy hamkorlikka faol qo'shilib, mintaqaviy va global epidemiologik tadqiqotlarda ishtirok etmoqda; ilmiy jurnallar, konferensiyalar va dissertatsion tadqiqotlar orqali fan yangi bilimlar bilan boyitilmoqda. Jamoat salomatligini saqlash maktablari tashkil etilishi esa epidemiologiyani zamonaviy, ko'p tarmoqli jamoat salomatligi fani sifatida rivojlantirishga yo'l ochdi. Bu jarayonlar milliy epidemiologiya maktabining uzluksiz taraqqiyotidan dalolat beradi.</w:t>
-      </w:r>
-    </w:p>
-    <w:p>
-      <w:pPr>
-        <w:pStyle w:val="Heading2"/>
-        <w:spacing w:after="80" w:before="160"/>
-      </w:pPr>
-      <w:r>
-        <w:t xml:space="preserve">Ochiq manba va bilim almashinuvi</w:t>
-      </w:r>
-    </w:p>
-    <w:p>
-      <w:pPr>
-        <w:spacing w:after="120"/>
-        <w:jc w:val="both"/>
-      </w:pPr>
-      <w:r>
-        <w:t xml:space="preserve">Zamonaviy sharoitda bilim almashinuvi va kasbiy ma'lumotlarning ochiqligi epidemiologiya fanini rivojlantirishning muhim omiliga aylandi. Masalan, X. Komilovning ochiq kutubxonasi (xayrullokomilov.uz/kutubxona) sanitariya-epidemiologiya xizmati tarixi, amaldagi qonun, buyruq, SanPiN va uslubiy ko'rsatmalar hamda darsliklarni jamlagan holda mutaxassislarga qulay manba bazasini taqdim etadi [3]. Bunday tashabbuslar amaliy epidemiologlarning malakasini oshirishga va bilimlarni keng tarqatishga xizmat qiladi. Ayniqsa, amaldagi normativ hujjatlarga (qonun, buyruq, SanPiN, uslubiy ko'rsatma) bir joydan tezkor kirish imkoni xizmat xodimlarining ishini ancha osonlashtiradi va qarorlarni ilmiy hamda huquqiy asosda qabul qilishga yordam beradi. Zamonaviy raqamli vositalar — ma'lumotlar bazalari, onlayn kurslar va kasbiy jamoalar — epidemiologiya sohasidagi bilimlarning tez yangilanishi va amaliyotga tatbiq etilishini ta'minlaydigan muhim omilga aylandi.</w:t>
-      </w:r>
-    </w:p>
-    <w:p>
-      <w:pPr>
-        <w:pStyle w:val="Heading2"/>
-        <w:spacing w:after="80" w:before="160"/>
-      </w:pPr>
-      <w:r>
-        <w:t xml:space="preserve">Xulosa</w:t>
-      </w:r>
-    </w:p>
-    <w:p>
-      <w:pPr>
-        <w:spacing w:after="120"/>
-        <w:jc w:val="both"/>
-      </w:pPr>
-      <w:r>
-        <w:t xml:space="preserve">O'zbekistonlik olimlar va sanitariya-epidemiologiya xizmati epidemiologiya fanining rivojiga tabiiy o'choqli kasalliklarni o'rganish, bezgak va boshqa parazitar infeksiyalarga qarshi kurash, profilaktika tizimini yaratish hamda mutaxassislar tayyorlash orqali salmoqli hissa qo'shdi. Fan oliy tibbiy ta'lim muassasalari va ixtisoslashgan ilmiy institutlar negizida rivojlandi, mustaqillik yillarida esa zamonaviy laboratoriya texnologiyalari va raqamli vositalar bilan boyitildi. Bu meros bugungi epidemiologlar uchun mustahkam ilmiy-amaliy poydevor bo'lib xizmat qilmoqda va milliy epidemiologiya maktabining kelgusi taraqqiyoti uchun ishonchli zamin yaratadi. (Ushbu matnda ayrim konkret ismlar va yillarga oid ma'lumotlar tekshiriladigan manba topilmagani uchun ataylab umumlashtirib berildi.)</w:t>
-      </w:r>
-    </w:p>
-    <w:p>
-      <w:pPr>
-        <w:pStyle w:val="Heading2"/>
-        <w:spacing w:after="80" w:before="220"/>
-      </w:pPr>
-      <w:r>
-        <w:t xml:space="preserve">Foydalanilgan adabiyotlar</w:t>
+        <w:t xml:space="preserve">Yakuniy dezinfeksiya infeksiya manbai o'choqdan bartaraf etilgandan keyin — bemor shifoxonaga joylashtirilgach, sog'aygach, ambulator davolanish tugagach yoki o'lim holatida — bir marta o'tkaziladi va o'choqda qolgan patogenlarni to'liq yo'q qilishga qaratiladi [1]. U butun xona, buyumlar, mebel va bemor foydalangan narsalarni qamrab oladi; tashqi muhitda chidamli qo'zg'atuvchilar keltirgan o'choqlarda majburiydir. Yakuniy dezinfeksiyada ajralmalarni zararsizlantirish aniq me'yorlar bo'yicha bajariladi: quruq xlorli ohak 200 g/kg (1:5) nisbatda sepilib 1 soat, gipoxlorid kalsiy esa 100 g/kg (1:10) hisobida 2 soat ushlab turiladi [1]. Kiyim, ko'rpa-to'shak va jihozlar kamerali dezinfeksiya (100–110°C li issiq bug') orqali zararsizlantiriladi [1]. Yakuniy dezinfeksiya quyidagi ketma-ketlikda bajariladi [1]:</w:t>
       </w:r>
     </w:p>
     <w:p>
@@ -165,7 +84,7 @@
         <w:spacing w:after="40"/>
       </w:pPr>
       <w:r>
-        <w:t xml:space="preserve">Komilov X. Sanitariya-epidemiologiya xizmati qisqacha tarixi. — 2025 (ochiq manba). URL: https://xayrullokomilov.uz/kutubxona</w:t>
+        <w:t xml:space="preserve">kirish joyidan boshlab polga dezinfeksiyalovchi eritma purkaladi;</w:t>
       </w:r>
     </w:p>
     <w:p>
@@ -178,7 +97,7 @@
         <w:spacing w:after="40"/>
       </w:pPr>
       <w:r>
-        <w:t xml:space="preserve">Toshkent tibbiyot akademiyasi, Epidemiologiya kafedrasi o'quv moduli dasturi. URL: http://epi.medprof.tma.uz</w:t>
+        <w:t xml:space="preserve">bemorning oziq-ovqat qoldiqlari va ajralmalari zararsizlantiriladi;</w:t>
       </w:r>
     </w:p>
     <w:p>
@@ -191,7 +110,223 @@
         <w:spacing w:after="40"/>
       </w:pPr>
       <w:r>
-        <w:t xml:space="preserve">Mirtazayev O.M., Zuyeva L.P., Matnazarova G.S. Epidemiologiya. — Toshkent, 2016.</w:t>
+        <w:t xml:space="preserve">barcha idishlar yig'ilib, qopqoqli idishda ishlov beriladi;</w:t>
+      </w:r>
+    </w:p>
+    <w:p>
+      <w:pPr>
+        <w:pStyle w:val="ListParagraph"/>
+        <w:numPr>
+          <w:ilvl w:val="0"/>
+          <w:numId w:val="2"/>
+        </w:numPr>
+        <w:spacing w:after="40"/>
+      </w:pPr>
+      <w:r>
+        <w:t xml:space="preserve">yumshoq buyumlar kamerali dezinfeksiya uchun yig'iladi;</w:t>
+      </w:r>
+    </w:p>
+    <w:p>
+      <w:pPr>
+        <w:pStyle w:val="ListParagraph"/>
+        <w:numPr>
+          <w:ilvl w:val="0"/>
+          <w:numId w:val="2"/>
+        </w:numPr>
+        <w:spacing w:after="40"/>
+      </w:pPr>
+      <w:r>
+        <w:t xml:space="preserve">jihozlar va devorlar 2 metr balandlikkacha eritma bilan zararsizlantiriladi;</w:t>
+      </w:r>
+    </w:p>
+    <w:p>
+      <w:pPr>
+        <w:pStyle w:val="ListParagraph"/>
+        <w:numPr>
+          <w:ilvl w:val="0"/>
+          <w:numId w:val="2"/>
+        </w:numPr>
+        <w:spacing w:after="40"/>
+      </w:pPr>
+      <w:r>
+        <w:t xml:space="preserve">oshxona, hammom, hojatxona va yo'lak zararsizlantiriladi;</w:t>
+      </w:r>
+    </w:p>
+    <w:p>
+      <w:pPr>
+        <w:pStyle w:val="ListParagraph"/>
+        <w:numPr>
+          <w:ilvl w:val="0"/>
+          <w:numId w:val="2"/>
+        </w:numPr>
+        <w:spacing w:after="40"/>
+      </w:pPr>
+      <w:r>
+        <w:t xml:space="preserve">o'choqdan chiqishdan oldin pol qayta dezinfeksiyalanadi.</w:t>
+      </w:r>
+    </w:p>
+    <w:p>
+      <w:pPr>
+        <w:spacing w:after="120"/>
+        <w:jc w:val="both"/>
+      </w:pPr>
+      <w:r>
+        <w:t xml:space="preserve">O'tkazilgan yakuniy dezinfeksiya ishlari maxsus F.323/U shaklida qayd etiladi [1].</w:t>
+      </w:r>
+    </w:p>
+    <w:p>
+      <w:pPr>
+        <w:pStyle w:val="Heading2"/>
+        <w:spacing w:after="80" w:before="160"/>
+      </w:pPr>
+      <w:r>
+        <w:t xml:space="preserve">O'tkazish usullari</w:t>
+      </w:r>
+    </w:p>
+    <w:p>
+      <w:pPr>
+        <w:spacing w:after="120"/>
+        <w:jc w:val="both"/>
+      </w:pPr>
+      <w:r>
+        <w:t xml:space="preserve">Dezinfeksiya o'tkazish usuliga ko'ra uch guruhga bo'linadi [2]:</w:t>
+      </w:r>
+    </w:p>
+    <w:p>
+      <w:pPr>
+        <w:pStyle w:val="ListParagraph"/>
+        <w:numPr>
+          <w:ilvl w:val="0"/>
+          <w:numId w:val="101"/>
+        </w:numPr>
+        <w:spacing w:after="40"/>
+      </w:pPr>
+      <w:r>
+        <w:t xml:space="preserve">mexanik usul — yuvish, changyutish, shamollatish, iflos qatlamni olib tashlash; qo'zg'atuvchi sonini kamaytiradi;</w:t>
+      </w:r>
+    </w:p>
+    <w:p>
+      <w:pPr>
+        <w:pStyle w:val="ListParagraph"/>
+        <w:numPr>
+          <w:ilvl w:val="0"/>
+          <w:numId w:val="101"/>
+        </w:numPr>
+        <w:spacing w:after="40"/>
+      </w:pPr>
+      <w:r>
+        <w:t xml:space="preserve">fizik usul — qaynatish, bug', quruq issiq havo, ultrabinafsha nurlanish; yuqori harorat qo'zg'atuvchini halok qiladi;</w:t>
+      </w:r>
+    </w:p>
+    <w:p>
+      <w:pPr>
+        <w:pStyle w:val="ListParagraph"/>
+        <w:numPr>
+          <w:ilvl w:val="0"/>
+          <w:numId w:val="101"/>
+        </w:numPr>
+        <w:spacing w:after="40"/>
+      </w:pPr>
+      <w:r>
+        <w:t xml:space="preserve">kimyoviy usul — dezinfeksiyalovchi eritmalar bilan ishlov berish; eng keng tarqalgan usul.</w:t>
+      </w:r>
+    </w:p>
+    <w:p>
+      <w:pPr>
+        <w:spacing w:after="120"/>
+        <w:jc w:val="both"/>
+      </w:pPr>
+      <w:r>
+        <w:t xml:space="preserve">Usulni tanlash qo'zg'atuvchi turi, uning chidamliligi va obyekt xususiyatiga bog'liq; spora hosil qiluvchi qo'zg'atuvchilar uchun eng kuchli rejimlar zarur [2]. Kimyoviy vosita tanlanganda uning xavf sinfi hisobga olinadi: inson va atrof-muhitga zarar yetkazmaslik uchun kam zaharli, III–IV xavf sinfidagi vositalardan foydalanish nazarda tutiladi [1]. Epidemik o'choqlarda ko'chma (avtotirkamali) dezinfeksiya kameralaridan foydalanish mumkin; kamerali dezinfeksiya, ayniqsa, yumshoq buyumlarni (choyshab, yotoq va ustki kiyim, gilam) zararsizlantirishda qo'llaniladi [1].</w:t>
+      </w:r>
+    </w:p>
+    <w:p>
+      <w:pPr>
+        <w:pStyle w:val="Heading2"/>
+        <w:spacing w:after="80" w:before="160"/>
+      </w:pPr>
+      <w:r>
+        <w:t xml:space="preserve">Samaradorlikni nazorat qilish</w:t>
+      </w:r>
+    </w:p>
+    <w:p>
+      <w:pPr>
+        <w:spacing w:after="120"/>
+        <w:jc w:val="both"/>
+      </w:pPr>
+      <w:r>
+        <w:t xml:space="preserve">Dezinfeksiya samaradorligi uch xil nazorat orqali baholanadi: vizual (tozalikni ko'zdan kechirish), kimyoviy (eritmaning faol modda konsentratsiyasini tekshirish) va bakteriologik (ishlov berilgan yuzalardan surtma olib qo'zg'atuvchi qolgan-qolmaganligini aniqlash). Profilaktik dezinfeksiyadan so'ng yuzalardan bakteriologik usulda surtma olinishi va laboratoriya tekshiruvi o'tkazilishi belgilangan [1]. Bakteriologik nazorat samaradorlikning eng ishonchli ko'rsatkichi hisoblanadi [2]. Agar surtmada qo'zg'atuvchi topilsa, dezinfeksiya samarasiz deb baholanadi, sabablari (noto'g'ri konsentratsiya, yetarli bo'lmagan ekspozitsiya) tahlil qilinadi va tadbir qayta o'tkaziladi [2].</w:t>
+      </w:r>
+    </w:p>
+    <w:p>
+      <w:pPr>
+        <w:pStyle w:val="Heading2"/>
+        <w:spacing w:after="80" w:before="160"/>
+      </w:pPr>
+      <w:r>
+        <w:t xml:space="preserve">Xavfsizlik va tashkiliy talablar</w:t>
+      </w:r>
+    </w:p>
+    <w:p>
+      <w:pPr>
+        <w:spacing w:after="120"/>
+        <w:jc w:val="both"/>
+      </w:pPr>
+      <w:r>
+        <w:t xml:space="preserve">Dezinfeksiyalovchi vositalarning ko'pchiligi zaharli bo'lgani uchun ular bilan ishlashda xavfsizlik qoidalariga rioya qilish shart: xodimlar shaxsiy himoya vositalaridan (qo'lqop, niqob, maxsus kiyim) foydalanadi, eritmalarni to'g'ri konsentratsiyada tayyorlaydi va belgilangan ekspozitsiya vaqtiga amal qiladi; dezinfeksiya tugagach, maxsus kiyimlar (poyabzal, qo'lqop, fartuk, yeng, himoya kiyim) dezinfeksiya qilinadi, tadbirda qatnashganlar esa sanitar ishlovdan o'tadi [1][2]. Vositalar belgilangan tartibda saqlanadi, tashiladi va ulardan foydalaniladi; ularning yaroqlilik muddati nazorat qilinadi [1]. Dezinfeksiya tadbirlari hujjatlashtiriladi va davlat sanitariya nazorati ostida bo'ladi. To'g'ri tanlangan usul va vosita, aniq konsentratsiya hamda ekspozitsiya dezinfeksiya samaradorligining asosiy shartidir [2].</w:t>
+      </w:r>
+    </w:p>
+    <w:p>
+      <w:pPr>
+        <w:pStyle w:val="Heading2"/>
+        <w:spacing w:after="80" w:before="160"/>
+      </w:pPr>
+      <w:r>
+        <w:t xml:space="preserve">Xulosa</w:t>
+      </w:r>
+    </w:p>
+    <w:p>
+      <w:pPr>
+        <w:spacing w:after="120"/>
+        <w:jc w:val="both"/>
+      </w:pPr>
+      <w:r>
+        <w:t xml:space="preserve">Profilaktik dezinfeksiya epidemik vaziyatdan qat'i nazar oldini olish maqsadida muntazam, joriy dezinfeksiya bemor manba bo'lib turgan davrda uzluksiz, yakuniy dezinfeksiya esa manba bartaraf etilgach bir marta o'tkaziladi [1]. Dezinfeksiya mexanik, fizik va kimyoviy usullarda, aniq me'yorlar (konsentratsiya, ekspozitsiya) bo'yicha amalga oshiriladi, vositalarning xavf sinfi hisobga olinadi, samaradorligi esa bakteriologik nazorat bilan tasdiqlanadi [1][2]. To'g'ri tashkil etilgan va nazorat qilingan dezinfeksiya yuqumli kasalliklar tarqalishining oldini olishda hal qiluvchi ahamiyatga ega va vrach-epidemiolog uchun uni to'g'ri rejalashtirish zaruriy kasbiy malakadir.</w:t>
+      </w:r>
+    </w:p>
+    <w:p>
+      <w:pPr>
+        <w:pStyle w:val="Heading2"/>
+        <w:spacing w:after="80" w:before="220"/>
+      </w:pPr>
+      <w:r>
+        <w:t xml:space="preserve">Foydalanilgan adabiyotlar</w:t>
+      </w:r>
+    </w:p>
+    <w:p>
+      <w:pPr>
+        <w:pStyle w:val="ListParagraph"/>
+        <w:numPr>
+          <w:ilvl w:val="0"/>
+          <w:numId w:val="4"/>
+        </w:numPr>
+        <w:spacing w:after="40"/>
+      </w:pPr>
+      <w:r>
+        <w:t xml:space="preserve">SanQvaN 0090-25. Dezinfeksiya tadbirlarini o'tkazish, dezinfeksiya xizmatini amalga oshiruvchi tashkilotlarni joylashtirish hamda ularning xonalari va jihozlariga, dezinfeksiya vositalarini saqlash, tashish va ulardan foydalanishga oid sanitariya qoidalari, normalari va gigiyena normativlari. O'zbekiston Respublikasi SSV huzuridagi Sanitariya-epidemiologik osoyishtalik va jamoat salomatligi qo'mitasining 2025-yil 5-maydagi 8-son qarori; O'zR Adliya vazirligida 2025-yil 3-iyunda ro'yxatga olingan (№ 350). URL: https://lex.uz/docs/-7556121</w:t>
+      </w:r>
+    </w:p>
+    <w:p>
+      <w:pPr>
+        <w:pStyle w:val="ListParagraph"/>
+        <w:numPr>
+          <w:ilvl w:val="0"/>
+          <w:numId w:val="4"/>
+        </w:numPr>
+        <w:spacing w:after="40"/>
+      </w:pPr>
+      <w:r>
+        <w:t xml:space="preserve">Osipova V.L. Dezinfeksiya: o'quv qo'llanma (tibbiy bilim yurtlari va kollejlar uchun). — Moskva: GEOTAR-Media, 2009. — 136 b.</w:t>
       </w:r>
     </w:p>
     <w:sectPr>
@@ -400,6 +535,18 @@
       </w:pPr>
     </w:lvl>
   </w:abstractNum>
+  <w:abstractNum w:abstractNumId="90">
+    <w:multiLevelType w:val="hybridMultilevel"/>
+    <w:lvl w:ilvl="0">
+      <w:start w:val="1"/>
+      <w:numFmt w:val="decimal"/>
+      <w:lvlText w:val="%1)"/>
+      <w:lvlJc w:val="left"/>
+      <w:pPr>
+        <w:ind w:left="851" w:hanging="425"/>
+      </w:pPr>
+    </w:lvl>
+  </w:abstractNum>
   <w:num w:numId="1">
     <w:abstractNumId w:val="1"/>
     <w:lvlOverride w:ilvl="0">
@@ -407,7 +554,25 @@
     </w:lvlOverride>
   </w:num>
   <w:num w:numId="2">
+    <w:abstractNumId w:val="3"/>
+    <w:lvlOverride w:ilvl="0">
+      <w:startOverride w:val="1"/>
+    </w:lvlOverride>
+  </w:num>
+  <w:num w:numId="3">
+    <w:abstractNumId w:val="2"/>
+    <w:lvlOverride w:ilvl="0">
+      <w:startOverride w:val="1"/>
+    </w:lvlOverride>
+  </w:num>
+  <w:num w:numId="4">
     <w:abstractNumId w:val="4"/>
+    <w:lvlOverride w:ilvl="0">
+      <w:startOverride w:val="1"/>
+    </w:lvlOverride>
+  </w:num>
+  <w:num w:numId="101">
+    <w:abstractNumId w:val="90"/>
     <w:lvlOverride w:ilvl="0">
       <w:startOverride w:val="1"/>
     </w:lvlOverride>

--- a/javoblar/010.docx
+++ b/javoblar/010.docx
@@ -5,72 +5,125 @@
     <w:p>
       <w:pPr>
         <w:pStyle w:val="Heading1"/>
-        <w:spacing w:after="200"/>
-      </w:pPr>
-      <w:r>
+        <w:spacing w:after="240"/>
+        <w:jc w:val="center"/>
+      </w:pPr>
+      <w:r>
+        <w:rPr>
+          <w:rFonts w:ascii="Times New Roman" w:cs="Times New Roman" w:eastAsia="Times New Roman" w:hAnsi="Times New Roman"/>
+          <w:b/>
+          <w:bCs/>
+          <w:sz w:val="28"/>
+          <w:szCs w:val="28"/>
+        </w:rPr>
         <w:t xml:space="preserve">10. Profilaktik, joriy va yakuniy dezinfeksiya va ularni o'tkazish tartibi</w:t>
       </w:r>
     </w:p>
     <w:p>
       <w:pPr>
-        <w:spacing w:after="120"/>
-        <w:jc w:val="both"/>
-      </w:pPr>
-      <w:r>
+        <w:spacing w:after="120" w:line="276"/>
+        <w:ind w:firstLine="567"/>
+        <w:jc w:val="both"/>
+      </w:pPr>
+      <w:r>
+        <w:rPr>
+          <w:rFonts w:ascii="Times New Roman" w:cs="Times New Roman" w:eastAsia="Times New Roman" w:hAnsi="Times New Roman"/>
+          <w:sz w:val="28"/>
+          <w:szCs w:val="28"/>
+        </w:rPr>
         <w:t xml:space="preserve">Dezinfeksiya — tashqi muhit obyektlarida yuqumli va parazitar kasalliklar qo'zg'atuvchilarini yo'q qilishga qaratilgan tadbirlar majmui bo'lib, u epidemik jarayonning ikkinchi bo'g'iniga — qo'zg'atuvchining yuqish mexanizmiga ta'sir qiladi. O'zbekiston Respublikasida dezinfeksiya tadbirlarini o'tkazish tartibi, ularni amalga oshiruvchi tashkilotlar va vositalarga qo'yiladigan talablar SanQvaN 0090-25 bilan belgilangan [1]. Maqsadiga ko'ra dezinfeksiya profilaktik va o'choqdagi turlarga, o'choqdagi dezinfeksiya esa joriy va yakuniy (o'choqli) turlarga bo'linadi [1].</w:t>
       </w:r>
     </w:p>
     <w:p>
       <w:pPr>
         <w:pStyle w:val="Heading2"/>
-        <w:spacing w:after="80" w:before="160"/>
-      </w:pPr>
-      <w:r>
+        <w:spacing w:after="100" w:before="200"/>
+      </w:pPr>
+      <w:r>
+        <w:rPr>
+          <w:rFonts w:ascii="Times New Roman" w:cs="Times New Roman" w:eastAsia="Times New Roman" w:hAnsi="Times New Roman"/>
+          <w:b/>
+          <w:bCs/>
+          <w:sz w:val="28"/>
+          <w:szCs w:val="28"/>
+        </w:rPr>
         <w:t xml:space="preserve">Profilaktik dezinfeksiya</w:t>
       </w:r>
     </w:p>
     <w:p>
       <w:pPr>
-        <w:spacing w:after="120"/>
-        <w:jc w:val="both"/>
-      </w:pPr>
-      <w:r>
+        <w:spacing w:after="120" w:line="276"/>
+        <w:ind w:firstLine="567"/>
+        <w:jc w:val="both"/>
+      </w:pPr>
+      <w:r>
+        <w:rPr>
+          <w:rFonts w:ascii="Times New Roman" w:cs="Times New Roman" w:eastAsia="Times New Roman" w:hAnsi="Times New Roman"/>
+          <w:sz w:val="28"/>
+          <w:szCs w:val="28"/>
+        </w:rPr>
         <w:t xml:space="preserve">Profilaktik dezinfeksiya epidemik vaziyatdan qat'i nazar, yuqumli va parazitar kasalliklarning oldini olish maqsadida doimiy ravishda o'tkaziladigan tadbirlar majmuidir [1]. U infeksiya manbai aniqlangan-aniqlanmaganidan qat'i nazar, qo'zg'atuvchi to'planishi va yuqishi ehtimoli bo'lgan joylarda — jamoat binolari, tibbiyot muassasalari, suv ta'minoti va umumiy ovqatlanish obyektlarida amalga oshiriladi. Profilaktik dezinfeksiya obyektlarda odatda oyda bir marta o'tkaziladi, epidemik kasalliklar mavsumida esa uning davriyligi oshiriladi [1]. Tadbir o'tkaziladigan obyekt xodimlari bu haqda bir kun oldin ogohlantirilishi talab etiladi [1].</w:t>
       </w:r>
     </w:p>
     <w:p>
       <w:pPr>
         <w:pStyle w:val="Heading2"/>
-        <w:spacing w:after="80" w:before="160"/>
-      </w:pPr>
-      <w:r>
+        <w:spacing w:after="100" w:before="200"/>
+      </w:pPr>
+      <w:r>
+        <w:rPr>
+          <w:rFonts w:ascii="Times New Roman" w:cs="Times New Roman" w:eastAsia="Times New Roman" w:hAnsi="Times New Roman"/>
+          <w:b/>
+          <w:bCs/>
+          <w:sz w:val="28"/>
+          <w:szCs w:val="28"/>
+        </w:rPr>
         <w:t xml:space="preserve">Joriy dezinfeksiya</w:t>
       </w:r>
     </w:p>
     <w:p>
       <w:pPr>
-        <w:spacing w:after="120"/>
-        <w:jc w:val="both"/>
-      </w:pPr>
-      <w:r>
+        <w:spacing w:after="120" w:line="276"/>
+        <w:ind w:firstLine="567"/>
+        <w:jc w:val="both"/>
+      </w:pPr>
+      <w:r>
+        <w:rPr>
+          <w:rFonts w:ascii="Times New Roman" w:cs="Times New Roman" w:eastAsia="Times New Roman" w:hAnsi="Times New Roman"/>
+          <w:sz w:val="28"/>
+          <w:szCs w:val="28"/>
+        </w:rPr>
         <w:t xml:space="preserve">Joriy dezinfeksiya epidemiologik ahamiyatga ega tashkilot va muassasalarda infeksiya tarqalishining oldini olish uchun muntazam yoki doimiy olib boriladigan tadbirlardir [1]. U infeksiya manbai (bemor) mavjud bo'lgan va u atrofga qo'zg'atuvchi ajratib turgan davrda o'tkaziladi. Uning maqsadi — qo'zg'atuvchini ajralib chiqqan zahoti yo'q qilib, atrofga tarqalishiga yo'l qo'ymaslikdir. Uy sharoitida yuqumli kasallik o'chog'i aniqlanganda bemorni boshqa oila a'zolaridan ajratish, xonani har kuni shamollatish, bemorning shaxsiy buyumlarini alohidalash hamda qo'l tegadigan barcha yuzalarni (to'shak, stol, stul, eshik tutqichlari) muntazam zararsizlantirish talab etiladi [1]. Joriy dezinfeksiya bemorning ajralmalari, idish-tovoqlari va kiyim-kechagini ham qamrab oladi [2]. Joriy dezinfeksiyani ko'pincha bemorni parvarish qiluvchi shaxslar yoki tibbiy xodimlar bajargani uchun ularga oddiy va xavfsiz usullar oldindan o'rgatiladi; shifoxona sharoitida esa u sanitariya-gigiyenik rejim va infeksion nazoratning ajralmas qismi bo'lib, yuqumli kasalliklar bo'limida qat'iy jadval asosida olib boriladi [2]. Joriy dezinfeksiyaning uzluksizligi uning samaradorligining asosiy shartidir.</w:t>
       </w:r>
     </w:p>
     <w:p>
       <w:pPr>
         <w:pStyle w:val="Heading2"/>
-        <w:spacing w:after="80" w:before="160"/>
-      </w:pPr>
-      <w:r>
+        <w:spacing w:after="100" w:before="200"/>
+      </w:pPr>
+      <w:r>
+        <w:rPr>
+          <w:rFonts w:ascii="Times New Roman" w:cs="Times New Roman" w:eastAsia="Times New Roman" w:hAnsi="Times New Roman"/>
+          <w:b/>
+          <w:bCs/>
+          <w:sz w:val="28"/>
+          <w:szCs w:val="28"/>
+        </w:rPr>
         <w:t xml:space="preserve">Yakuniy (o'choqli) dezinfeksiya</w:t>
       </w:r>
     </w:p>
     <w:p>
       <w:pPr>
-        <w:spacing w:after="120"/>
-        <w:jc w:val="both"/>
-      </w:pPr>
-      <w:r>
+        <w:spacing w:after="120" w:line="276"/>
+        <w:ind w:firstLine="567"/>
+        <w:jc w:val="both"/>
+      </w:pPr>
+      <w:r>
+        <w:rPr>
+          <w:rFonts w:ascii="Times New Roman" w:cs="Times New Roman" w:eastAsia="Times New Roman" w:hAnsi="Times New Roman"/>
+          <w:sz w:val="28"/>
+          <w:szCs w:val="28"/>
+        </w:rPr>
         <w:t xml:space="preserve">Yakuniy dezinfeksiya infeksiya manbai o'choqdan bartaraf etilgandan keyin — bemor shifoxonaga joylashtirilgach, sog'aygach, ambulator davolanish tugagach yoki o'lim holatida — bir marta o'tkaziladi va o'choqda qolgan patogenlarni to'liq yo'q qilishga qaratiladi [1]. U butun xona, buyumlar, mebel va bemor foydalangan narsalarni qamrab oladi; tashqi muhitda chidamli qo'zg'atuvchilar keltirgan o'choqlarda majburiydir. Yakuniy dezinfeksiyada ajralmalarni zararsizlantirish aniq me'yorlar bo'yicha bajariladi: quruq xlorli ohak 200 g/kg (1:5) nisbatda sepilib 1 soat, gipoxlorid kalsiy esa 100 g/kg (1:10) hisobida 2 soat ushlab turiladi [1]. Kiyim, ko'rpa-to'shak va jihozlar kamerali dezinfeksiya (100–110°C li issiq bug') orqali zararsizlantiriladi [1]. Yakuniy dezinfeksiya quyidagi ketma-ketlikda bajariladi [1]:</w:t>
       </w:r>
     </w:p>
@@ -81,9 +134,15 @@
           <w:ilvl w:val="0"/>
           <w:numId w:val="2"/>
         </w:numPr>
-        <w:spacing w:after="40"/>
-      </w:pPr>
-      <w:r>
+        <w:spacing w:after="60" w:line="276"/>
+        <w:jc w:val="both"/>
+      </w:pPr>
+      <w:r>
+        <w:rPr>
+          <w:rFonts w:ascii="Times New Roman" w:cs="Times New Roman" w:eastAsia="Times New Roman" w:hAnsi="Times New Roman"/>
+          <w:sz w:val="28"/>
+          <w:szCs w:val="28"/>
+        </w:rPr>
         <w:t xml:space="preserve">kirish joyidan boshlab polga dezinfeksiyalovchi eritma purkaladi;</w:t>
       </w:r>
     </w:p>
@@ -94,9 +153,15 @@
           <w:ilvl w:val="0"/>
           <w:numId w:val="2"/>
         </w:numPr>
-        <w:spacing w:after="40"/>
-      </w:pPr>
-      <w:r>
+        <w:spacing w:after="60" w:line="276"/>
+        <w:jc w:val="both"/>
+      </w:pPr>
+      <w:r>
+        <w:rPr>
+          <w:rFonts w:ascii="Times New Roman" w:cs="Times New Roman" w:eastAsia="Times New Roman" w:hAnsi="Times New Roman"/>
+          <w:sz w:val="28"/>
+          <w:szCs w:val="28"/>
+        </w:rPr>
         <w:t xml:space="preserve">bemorning oziq-ovqat qoldiqlari va ajralmalari zararsizlantiriladi;</w:t>
       </w:r>
     </w:p>
@@ -107,9 +172,15 @@
           <w:ilvl w:val="0"/>
           <w:numId w:val="2"/>
         </w:numPr>
-        <w:spacing w:after="40"/>
-      </w:pPr>
-      <w:r>
+        <w:spacing w:after="60" w:line="276"/>
+        <w:jc w:val="both"/>
+      </w:pPr>
+      <w:r>
+        <w:rPr>
+          <w:rFonts w:ascii="Times New Roman" w:cs="Times New Roman" w:eastAsia="Times New Roman" w:hAnsi="Times New Roman"/>
+          <w:sz w:val="28"/>
+          <w:szCs w:val="28"/>
+        </w:rPr>
         <w:t xml:space="preserve">barcha idishlar yig'ilib, qopqoqli idishda ishlov beriladi;</w:t>
       </w:r>
     </w:p>
@@ -120,9 +191,15 @@
           <w:ilvl w:val="0"/>
           <w:numId w:val="2"/>
         </w:numPr>
-        <w:spacing w:after="40"/>
-      </w:pPr>
-      <w:r>
+        <w:spacing w:after="60" w:line="276"/>
+        <w:jc w:val="both"/>
+      </w:pPr>
+      <w:r>
+        <w:rPr>
+          <w:rFonts w:ascii="Times New Roman" w:cs="Times New Roman" w:eastAsia="Times New Roman" w:hAnsi="Times New Roman"/>
+          <w:sz w:val="28"/>
+          <w:szCs w:val="28"/>
+        </w:rPr>
         <w:t xml:space="preserve">yumshoq buyumlar kamerali dezinfeksiya uchun yig'iladi;</w:t>
       </w:r>
     </w:p>
@@ -133,9 +210,15 @@
           <w:ilvl w:val="0"/>
           <w:numId w:val="2"/>
         </w:numPr>
-        <w:spacing w:after="40"/>
-      </w:pPr>
-      <w:r>
+        <w:spacing w:after="60" w:line="276"/>
+        <w:jc w:val="both"/>
+      </w:pPr>
+      <w:r>
+        <w:rPr>
+          <w:rFonts w:ascii="Times New Roman" w:cs="Times New Roman" w:eastAsia="Times New Roman" w:hAnsi="Times New Roman"/>
+          <w:sz w:val="28"/>
+          <w:szCs w:val="28"/>
+        </w:rPr>
         <w:t xml:space="preserve">jihozlar va devorlar 2 metr balandlikkacha eritma bilan zararsizlantiriladi;</w:t>
       </w:r>
     </w:p>
@@ -146,9 +229,15 @@
           <w:ilvl w:val="0"/>
           <w:numId w:val="2"/>
         </w:numPr>
-        <w:spacing w:after="40"/>
-      </w:pPr>
-      <w:r>
+        <w:spacing w:after="60" w:line="276"/>
+        <w:jc w:val="both"/>
+      </w:pPr>
+      <w:r>
+        <w:rPr>
+          <w:rFonts w:ascii="Times New Roman" w:cs="Times New Roman" w:eastAsia="Times New Roman" w:hAnsi="Times New Roman"/>
+          <w:sz w:val="28"/>
+          <w:szCs w:val="28"/>
+        </w:rPr>
         <w:t xml:space="preserve">oshxona, hammom, hojatxona va yo'lak zararsizlantiriladi;</w:t>
       </w:r>
     </w:p>
@@ -159,36 +248,61 @@
           <w:ilvl w:val="0"/>
           <w:numId w:val="2"/>
         </w:numPr>
-        <w:spacing w:after="40"/>
-      </w:pPr>
-      <w:r>
+        <w:spacing w:after="60" w:line="276"/>
+        <w:jc w:val="both"/>
+      </w:pPr>
+      <w:r>
+        <w:rPr>
+          <w:rFonts w:ascii="Times New Roman" w:cs="Times New Roman" w:eastAsia="Times New Roman" w:hAnsi="Times New Roman"/>
+          <w:sz w:val="28"/>
+          <w:szCs w:val="28"/>
+        </w:rPr>
         <w:t xml:space="preserve">o'choqdan chiqishdan oldin pol qayta dezinfeksiyalanadi.</w:t>
       </w:r>
     </w:p>
     <w:p>
       <w:pPr>
-        <w:spacing w:after="120"/>
-        <w:jc w:val="both"/>
-      </w:pPr>
-      <w:r>
+        <w:spacing w:after="120" w:line="276"/>
+        <w:ind w:firstLine="567"/>
+        <w:jc w:val="both"/>
+      </w:pPr>
+      <w:r>
+        <w:rPr>
+          <w:rFonts w:ascii="Times New Roman" w:cs="Times New Roman" w:eastAsia="Times New Roman" w:hAnsi="Times New Roman"/>
+          <w:sz w:val="28"/>
+          <w:szCs w:val="28"/>
+        </w:rPr>
         <w:t xml:space="preserve">O'tkazilgan yakuniy dezinfeksiya ishlari maxsus F.323/U shaklida qayd etiladi [1].</w:t>
       </w:r>
     </w:p>
     <w:p>
       <w:pPr>
         <w:pStyle w:val="Heading2"/>
-        <w:spacing w:after="80" w:before="160"/>
-      </w:pPr>
-      <w:r>
+        <w:spacing w:after="100" w:before="200"/>
+      </w:pPr>
+      <w:r>
+        <w:rPr>
+          <w:rFonts w:ascii="Times New Roman" w:cs="Times New Roman" w:eastAsia="Times New Roman" w:hAnsi="Times New Roman"/>
+          <w:b/>
+          <w:bCs/>
+          <w:sz w:val="28"/>
+          <w:szCs w:val="28"/>
+        </w:rPr>
         <w:t xml:space="preserve">O'tkazish usullari</w:t>
       </w:r>
     </w:p>
     <w:p>
       <w:pPr>
-        <w:spacing w:after="120"/>
-        <w:jc w:val="both"/>
-      </w:pPr>
-      <w:r>
+        <w:spacing w:after="120" w:line="276"/>
+        <w:ind w:firstLine="567"/>
+        <w:jc w:val="both"/>
+      </w:pPr>
+      <w:r>
+        <w:rPr>
+          <w:rFonts w:ascii="Times New Roman" w:cs="Times New Roman" w:eastAsia="Times New Roman" w:hAnsi="Times New Roman"/>
+          <w:sz w:val="28"/>
+          <w:szCs w:val="28"/>
+        </w:rPr>
         <w:t xml:space="preserve">Dezinfeksiya o'tkazish usuliga ko'ra uch guruhga bo'linadi [2]:</w:t>
       </w:r>
     </w:p>
@@ -197,11 +311,17 @@
         <w:pStyle w:val="ListParagraph"/>
         <w:numPr>
           <w:ilvl w:val="0"/>
-          <w:numId w:val="101"/>
+          <w:numId w:val="3"/>
         </w:numPr>
-        <w:spacing w:after="40"/>
-      </w:pPr>
-      <w:r>
+        <w:spacing w:after="60" w:line="276"/>
+        <w:jc w:val="both"/>
+      </w:pPr>
+      <w:r>
+        <w:rPr>
+          <w:rFonts w:ascii="Times New Roman" w:cs="Times New Roman" w:eastAsia="Times New Roman" w:hAnsi="Times New Roman"/>
+          <w:sz w:val="28"/>
+          <w:szCs w:val="28"/>
+        </w:rPr>
         <w:t xml:space="preserve">mexanik usul — yuvish, changyutish, shamollatish, iflos qatlamni olib tashlash; qo'zg'atuvchi sonini kamaytiradi;</w:t>
       </w:r>
     </w:p>
@@ -210,11 +330,17 @@
         <w:pStyle w:val="ListParagraph"/>
         <w:numPr>
           <w:ilvl w:val="0"/>
-          <w:numId w:val="101"/>
+          <w:numId w:val="3"/>
         </w:numPr>
-        <w:spacing w:after="40"/>
-      </w:pPr>
-      <w:r>
+        <w:spacing w:after="60" w:line="276"/>
+        <w:jc w:val="both"/>
+      </w:pPr>
+      <w:r>
+        <w:rPr>
+          <w:rFonts w:ascii="Times New Roman" w:cs="Times New Roman" w:eastAsia="Times New Roman" w:hAnsi="Times New Roman"/>
+          <w:sz w:val="28"/>
+          <w:szCs w:val="28"/>
+        </w:rPr>
         <w:t xml:space="preserve">fizik usul — qaynatish, bug', quruq issiq havo, ultrabinafsha nurlanish; yuqori harorat qo'zg'atuvchini halok qiladi;</w:t>
       </w:r>
     </w:p>
@@ -223,83 +349,172 @@
         <w:pStyle w:val="ListParagraph"/>
         <w:numPr>
           <w:ilvl w:val="0"/>
-          <w:numId w:val="101"/>
+          <w:numId w:val="3"/>
         </w:numPr>
-        <w:spacing w:after="40"/>
-      </w:pPr>
-      <w:r>
+        <w:spacing w:after="60" w:line="276"/>
+        <w:jc w:val="both"/>
+      </w:pPr>
+      <w:r>
+        <w:rPr>
+          <w:rFonts w:ascii="Times New Roman" w:cs="Times New Roman" w:eastAsia="Times New Roman" w:hAnsi="Times New Roman"/>
+          <w:sz w:val="28"/>
+          <w:szCs w:val="28"/>
+        </w:rPr>
         <w:t xml:space="preserve">kimyoviy usul — dezinfeksiyalovchi eritmalar bilan ishlov berish; eng keng tarqalgan usul.</w:t>
       </w:r>
     </w:p>
     <w:p>
       <w:pPr>
-        <w:spacing w:after="120"/>
-        <w:jc w:val="both"/>
-      </w:pPr>
-      <w:r>
+        <w:spacing w:after="120" w:line="276"/>
+        <w:ind w:firstLine="567"/>
+        <w:jc w:val="both"/>
+      </w:pPr>
+      <w:r>
+        <w:rPr>
+          <w:rFonts w:ascii="Times New Roman" w:cs="Times New Roman" w:eastAsia="Times New Roman" w:hAnsi="Times New Roman"/>
+          <w:sz w:val="28"/>
+          <w:szCs w:val="28"/>
+        </w:rPr>
         <w:t xml:space="preserve">Usulni tanlash qo'zg'atuvchi turi, uning chidamliligi va obyekt xususiyatiga bog'liq; spora hosil qiluvchi qo'zg'atuvchilar uchun eng kuchli rejimlar zarur [2]. Kimyoviy vosita tanlanganda uning xavf sinfi hisobga olinadi: inson va atrof-muhitga zarar yetkazmaslik uchun kam zaharli, III–IV xavf sinfidagi vositalardan foydalanish nazarda tutiladi [1]. Epidemik o'choqlarda ko'chma (avtotirkamali) dezinfeksiya kameralaridan foydalanish mumkin; kamerali dezinfeksiya, ayniqsa, yumshoq buyumlarni (choyshab, yotoq va ustki kiyim, gilam) zararsizlantirishda qo'llaniladi [1].</w:t>
       </w:r>
     </w:p>
     <w:p>
       <w:pPr>
         <w:pStyle w:val="Heading2"/>
-        <w:spacing w:after="80" w:before="160"/>
-      </w:pPr>
-      <w:r>
+        <w:spacing w:after="100" w:before="200"/>
+      </w:pPr>
+      <w:r>
+        <w:rPr>
+          <w:rFonts w:ascii="Times New Roman" w:cs="Times New Roman" w:eastAsia="Times New Roman" w:hAnsi="Times New Roman"/>
+          <w:b/>
+          <w:bCs/>
+          <w:sz w:val="28"/>
+          <w:szCs w:val="28"/>
+        </w:rPr>
         <w:t xml:space="preserve">Samaradorlikni nazorat qilish</w:t>
       </w:r>
     </w:p>
     <w:p>
       <w:pPr>
-        <w:spacing w:after="120"/>
-        <w:jc w:val="both"/>
-      </w:pPr>
-      <w:r>
+        <w:spacing w:after="120" w:line="276"/>
+        <w:ind w:firstLine="567"/>
+        <w:jc w:val="both"/>
+      </w:pPr>
+      <w:r>
+        <w:rPr>
+          <w:rFonts w:ascii="Times New Roman" w:cs="Times New Roman" w:eastAsia="Times New Roman" w:hAnsi="Times New Roman"/>
+          <w:sz w:val="28"/>
+          <w:szCs w:val="28"/>
+        </w:rPr>
         <w:t xml:space="preserve">Dezinfeksiya samaradorligi uch xil nazorat orqali baholanadi: vizual (tozalikni ko'zdan kechirish), kimyoviy (eritmaning faol modda konsentratsiyasini tekshirish) va bakteriologik (ishlov berilgan yuzalardan surtma olib qo'zg'atuvchi qolgan-qolmaganligini aniqlash). Profilaktik dezinfeksiyadan so'ng yuzalardan bakteriologik usulda surtma olinishi va laboratoriya tekshiruvi o'tkazilishi belgilangan [1]. Bakteriologik nazorat samaradorlikning eng ishonchli ko'rsatkichi hisoblanadi [2]. Agar surtmada qo'zg'atuvchi topilsa, dezinfeksiya samarasiz deb baholanadi, sabablari (noto'g'ri konsentratsiya, yetarli bo'lmagan ekspozitsiya) tahlil qilinadi va tadbir qayta o'tkaziladi [2].</w:t>
       </w:r>
     </w:p>
     <w:p>
       <w:pPr>
         <w:pStyle w:val="Heading2"/>
-        <w:spacing w:after="80" w:before="160"/>
-      </w:pPr>
-      <w:r>
+        <w:spacing w:after="100" w:before="200"/>
+      </w:pPr>
+      <w:r>
+        <w:rPr>
+          <w:rFonts w:ascii="Times New Roman" w:cs="Times New Roman" w:eastAsia="Times New Roman" w:hAnsi="Times New Roman"/>
+          <w:b/>
+          <w:bCs/>
+          <w:sz w:val="28"/>
+          <w:szCs w:val="28"/>
+        </w:rPr>
         <w:t xml:space="preserve">Xavfsizlik va tashkiliy talablar</w:t>
       </w:r>
     </w:p>
     <w:p>
       <w:pPr>
-        <w:spacing w:after="120"/>
-        <w:jc w:val="both"/>
-      </w:pPr>
-      <w:r>
+        <w:spacing w:after="120" w:line="276"/>
+        <w:ind w:firstLine="567"/>
+        <w:jc w:val="both"/>
+      </w:pPr>
+      <w:r>
+        <w:rPr>
+          <w:rFonts w:ascii="Times New Roman" w:cs="Times New Roman" w:eastAsia="Times New Roman" w:hAnsi="Times New Roman"/>
+          <w:sz w:val="28"/>
+          <w:szCs w:val="28"/>
+        </w:rPr>
         <w:t xml:space="preserve">Dezinfeksiyalovchi vositalarning ko'pchiligi zaharli bo'lgani uchun ular bilan ishlashda xavfsizlik qoidalariga rioya qilish shart: xodimlar shaxsiy himoya vositalaridan (qo'lqop, niqob, maxsus kiyim) foydalanadi, eritmalarni to'g'ri konsentratsiyada tayyorlaydi va belgilangan ekspozitsiya vaqtiga amal qiladi; dezinfeksiya tugagach, maxsus kiyimlar (poyabzal, qo'lqop, fartuk, yeng, himoya kiyim) dezinfeksiya qilinadi, tadbirda qatnashganlar esa sanitar ishlovdan o'tadi [1][2]. Vositalar belgilangan tartibda saqlanadi, tashiladi va ulardan foydalaniladi; ularning yaroqlilik muddati nazorat qilinadi [1]. Dezinfeksiya tadbirlari hujjatlashtiriladi va davlat sanitariya nazorati ostida bo'ladi. To'g'ri tanlangan usul va vosita, aniq konsentratsiya hamda ekspozitsiya dezinfeksiya samaradorligining asosiy shartidir [2].</w:t>
       </w:r>
     </w:p>
     <w:p>
       <w:pPr>
         <w:pStyle w:val="Heading2"/>
-        <w:spacing w:after="80" w:before="160"/>
-      </w:pPr>
-      <w:r>
+        <w:spacing w:after="100" w:before="200"/>
+      </w:pPr>
+      <w:r>
+        <w:rPr>
+          <w:rFonts w:ascii="Times New Roman" w:cs="Times New Roman" w:eastAsia="Times New Roman" w:hAnsi="Times New Roman"/>
+          <w:b/>
+          <w:bCs/>
+          <w:sz w:val="28"/>
+          <w:szCs w:val="28"/>
+        </w:rPr>
+        <w:t xml:space="preserve">Dezinfeksiya strategiyasi va huquqiy tartib</w:t>
+      </w:r>
+    </w:p>
+    <w:p>
+      <w:pPr>
+        <w:spacing w:after="120" w:line="276"/>
+        <w:ind w:firstLine="567"/>
+        <w:jc w:val="both"/>
+      </w:pPr>
+      <w:r>
+        <w:rPr>
+          <w:rFonts w:ascii="Times New Roman" w:cs="Times New Roman" w:eastAsia="Times New Roman" w:hAnsi="Times New Roman"/>
+          <w:sz w:val="28"/>
+          <w:szCs w:val="28"/>
+        </w:rPr>
+        <w:t xml:space="preserve">Qonunga ko'ra epidemik ko'rsatmalar bo'yicha dezinfeksiya tadbirlarini davlat sanitariya nazoratini amalga oshiruvchi organlar, profilaktik dezinfeksiyani esa yuridik va jismoniy shaxslar bilan tuzilgan shartnomalar asosida dezinfeksiya stansiyalari o'tkazadi [3]. SanQvaN № 0090-25 profilaktik dezinfeksiyani epidemiya holatidan qat'i nazar o'tkaziladigan, joriy dezinfeksiyani epidemiologik ahamiyatli muassasalarda muntazam olib boriladigan, o'choqli (yakuniy) dezinfeksiyani esa infeksiya manbai bartaraf etilgandan keyin patogenlarni to'liq yo'qotish uchun bajariladigan tadbirlar deb ta'riflaydi [1]. Darslikda ta'kidlanishicha, o'choqlarda ommaviy zararsizlantirish o'rniga faqat yuqish omili bo'lishi mumkin buyumlar dezinfeksiya qilinadi; qizamiq va meningokokk infeksiyasida dezinfeksiyaning foydasizligi ko'rsatilgan, difteriya o'choqlarida esa uning maqsadga muvofiqligi bo'yicha ishonchli ma'lumot yo'q [4].</w:t>
+      </w:r>
+    </w:p>
+    <w:p>
+      <w:pPr>
+        <w:pStyle w:val="Heading2"/>
+        <w:spacing w:after="100" w:before="200"/>
+      </w:pPr>
+      <w:r>
+        <w:rPr>
+          <w:rFonts w:ascii="Times New Roman" w:cs="Times New Roman" w:eastAsia="Times New Roman" w:hAnsi="Times New Roman"/>
+          <w:b/>
+          <w:bCs/>
+          <w:sz w:val="28"/>
+          <w:szCs w:val="28"/>
+        </w:rPr>
         <w:t xml:space="preserve">Xulosa</w:t>
       </w:r>
     </w:p>
     <w:p>
       <w:pPr>
-        <w:spacing w:after="120"/>
-        <w:jc w:val="both"/>
-      </w:pPr>
-      <w:r>
-        <w:t xml:space="preserve">Profilaktik dezinfeksiya epidemik vaziyatdan qat'i nazar oldini olish maqsadida muntazam, joriy dezinfeksiya bemor manba bo'lib turgan davrda uzluksiz, yakuniy dezinfeksiya esa manba bartaraf etilgach bir marta o'tkaziladi [1]. Dezinfeksiya mexanik, fizik va kimyoviy usullarda, aniq me'yorlar (konsentratsiya, ekspozitsiya) bo'yicha amalga oshiriladi, vositalarning xavf sinfi hisobga olinadi, samaradorligi esa bakteriologik nazorat bilan tasdiqlanadi [1][2]. To'g'ri tashkil etilgan va nazorat qilingan dezinfeksiya yuqumli kasalliklar tarqalishining oldini olishda hal qiluvchi ahamiyatga ega va vrach-epidemiolog uchun uni to'g'ri rejalashtirish zaruriy kasbiy malakadir.</w:t>
+        <w:spacing w:after="120" w:line="276"/>
+        <w:ind w:firstLine="567"/>
+        <w:jc w:val="both"/>
+      </w:pPr>
+      <w:r>
+        <w:rPr>
+          <w:rFonts w:ascii="Times New Roman" w:cs="Times New Roman" w:eastAsia="Times New Roman" w:hAnsi="Times New Roman"/>
+          <w:sz w:val="28"/>
+          <w:szCs w:val="28"/>
+        </w:rPr>
+        <w:t xml:space="preserve">Profilaktik dezinfeksiya epidemik vaziyatdan qat'i nazar oldini olish maqsadida muntazam, joriy dezinfeksiya bemor manba bo'lib turgan davrda uzluksiz, yakuniy dezinfeksiya esa manba bartaraf etilgach bir marta o'tkaziladi [1]. Dezinfeksiya mexanik, fizik va kimyoviy usullarda, aniq me'yorlar (konsentratsiya, ekspozitsiya) bo'yicha amalga oshiriladi, vositalarning xavf sinfi hisobga olinadi, samaradorligi esa bakteriologik nazorat bilan tasdiqlanadi [1][2]. To'g'ri tashkil etilgan va nazorat qilingan dezinfeksiya yuqumli kasalliklar tarqalishining oldini olishda hal qiluvchi ahamiyatga ega va vrach-epidemiolog uchun uni to'g'ri rejalashtirish zaruriy kasbiy malakadir. CDC yo'riqnomasining maqsadi dezinfeksiya va sterilizatsiyani to'g'ri qo'llash orqali tibbiy yordam bilan bog'liq infeksiyalar ko'rsatkichini kamaytirishdir [5].</w:t>
       </w:r>
     </w:p>
     <w:p>
       <w:pPr>
         <w:pStyle w:val="Heading2"/>
-        <w:spacing w:after="80" w:before="220"/>
-      </w:pPr>
-      <w:r>
+        <w:spacing w:after="100" w:before="280"/>
+      </w:pPr>
+      <w:r>
+        <w:rPr>
+          <w:rFonts w:ascii="Times New Roman" w:cs="Times New Roman" w:eastAsia="Times New Roman" w:hAnsi="Times New Roman"/>
+          <w:b/>
+          <w:bCs/>
+          <w:sz w:val="28"/>
+          <w:szCs w:val="28"/>
+        </w:rPr>
         <w:t xml:space="preserve">Foydalanilgan adabiyotlar</w:t>
       </w:r>
     </w:p>
@@ -310,10 +525,15 @@
           <w:ilvl w:val="0"/>
           <w:numId w:val="4"/>
         </w:numPr>
-        <w:spacing w:after="40"/>
-      </w:pPr>
-      <w:r>
-        <w:t xml:space="preserve">SanQvaN 0090-25. Dezinfeksiya tadbirlarini o'tkazish, dezinfeksiya xizmatini amalga oshiruvchi tashkilotlarni joylashtirish hamda ularning xonalari va jihozlariga, dezinfeksiya vositalarini saqlash, tashish va ulardan foydalanishga oid sanitariya qoidalari, normalari va gigiyena normativlari. O'zbekiston Respublikasi SSV huzuridagi Sanitariya-epidemiologik osoyishtalik va jamoat salomatligi qo'mitasining 2025-yil 5-maydagi 8-son qarori; O'zR Adliya vazirligida 2025-yil 3-iyunda ro'yxatga olingan (№ 350). URL: https://lex.uz/docs/-7556121</w:t>
+        <w:spacing w:after="80" w:line="260"/>
+      </w:pPr>
+      <w:r>
+        <w:rPr>
+          <w:rFonts w:ascii="Times New Roman" w:cs="Times New Roman" w:eastAsia="Times New Roman" w:hAnsi="Times New Roman"/>
+          <w:sz w:val="28"/>
+          <w:szCs w:val="28"/>
+        </w:rPr>
+        <w:t xml:space="preserve">SanQvaN № 0090-25: Dezinfeksiya tadbirlarini o'tkazish, dezinfeksiya xizmatini amalga oshiruvchi tashkilotlarni joylashtirish hamda ularning xonalari va jihozlariga, dezinfeksiya vositalarini saqlash, tashish va ulardan foydalanishga oid sanitariya qoidalari, normalari va gigiyena normativlari (SEO va JS qo'mitasi qarori, Toshkent, 05.05.2025, № 8; Adliya vazirligida 03.06.2025-yilda 350-raqam bilan ro'yxatga olingan). URL: https://lex.uz/en/docs/-7556121. Manba: xayrullokomilov.uz/kutubxona, material № 660.</w:t>
       </w:r>
     </w:p>
     <w:p>
@@ -323,15 +543,74 @@
           <w:ilvl w:val="0"/>
           <w:numId w:val="4"/>
         </w:numPr>
-        <w:spacing w:after="40"/>
-      </w:pPr>
-      <w:r>
+        <w:spacing w:after="80" w:line="260"/>
+      </w:pPr>
+      <w:r>
+        <w:rPr>
+          <w:rFonts w:ascii="Times New Roman" w:cs="Times New Roman" w:eastAsia="Times New Roman" w:hAnsi="Times New Roman"/>
+          <w:sz w:val="28"/>
+          <w:szCs w:val="28"/>
+        </w:rPr>
         <w:t xml:space="preserve">Osipova V.L. Dezinfeksiya: o'quv qo'llanma (tibbiy bilim yurtlari va kollejlar uchun). — Moskva: GEOTAR-Media, 2009. — 136 b.</w:t>
+      </w:r>
+    </w:p>
+    <w:p>
+      <w:pPr>
+        <w:pStyle w:val="ListParagraph"/>
+        <w:numPr>
+          <w:ilvl w:val="0"/>
+          <w:numId w:val="4"/>
+        </w:numPr>
+        <w:spacing w:after="80" w:line="260"/>
+      </w:pPr>
+      <w:r>
+        <w:rPr>
+          <w:rFonts w:ascii="Times New Roman" w:cs="Times New Roman" w:eastAsia="Times New Roman" w:hAnsi="Times New Roman"/>
+          <w:sz w:val="28"/>
+          <w:szCs w:val="28"/>
+        </w:rPr>
+        <w:t xml:space="preserve">O'zbekiston Respublikasining "Aholining sanitariya-epidemiologik osoyishtaligi to'g'risida"gi Qonuni (Qonunchilik palatasi 2015-yil 15-iyulda qabul qilgan, Senat 2015-yil 6-avgustda ma'qullagan), 34-modda. URL: https://lex.uz/docs/2732587. Manba: xayrullokomilov.uz/kutubxona, material № 201 (matn kirill yozuvida; asosiy raqami matnda ko'rsatilmagan — tasdiqlanmagan).</w:t>
+      </w:r>
+    </w:p>
+    <w:p>
+      <w:pPr>
+        <w:pStyle w:val="ListParagraph"/>
+        <w:numPr>
+          <w:ilvl w:val="0"/>
+          <w:numId w:val="4"/>
+        </w:numPr>
+        <w:spacing w:after="80" w:line="260"/>
+      </w:pPr>
+      <w:r>
+        <w:rPr>
+          <w:rFonts w:ascii="Times New Roman" w:cs="Times New Roman" w:eastAsia="Times New Roman" w:hAnsi="Times New Roman"/>
+          <w:sz w:val="28"/>
+          <w:szCs w:val="28"/>
+        </w:rPr>
+        <w:t xml:space="preserve">Mirtazayev O.M., Zueva L.P., Matnazarova G.S. Epidemiologiya (darslik). Toshkent, 2016. 15.2-bo'lim: Dezinfeksiya (154–155-betlar). Manba: xayrullokomilov.uz/kutubxona, material № 2356 (matn kirill yozuvida).</w:t>
+      </w:r>
+    </w:p>
+    <w:p>
+      <w:pPr>
+        <w:pStyle w:val="ListParagraph"/>
+        <w:numPr>
+          <w:ilvl w:val="0"/>
+          <w:numId w:val="4"/>
+        </w:numPr>
+        <w:spacing w:after="80" w:line="260"/>
+      </w:pPr>
+      <w:r>
+        <w:rPr>
+          <w:rFonts w:ascii="Times New Roman" w:cs="Times New Roman" w:eastAsia="Times New Roman" w:hAnsi="Times New Roman"/>
+          <w:sz w:val="28"/>
+          <w:szCs w:val="28"/>
+        </w:rPr>
+        <w:t xml:space="preserve">Rutala W.A., Weber D.J.; Healthcare Infection Control Practices Advisory Committee (HICPAC). Guideline for Disinfection and Sterilization in Healthcare Facilities, 2008. Centers for Disease Control and Prevention. URL: https://stacks.cdc.gov/view/cdc/47378 (kirilgan sana: 30.10.2026).</w:t>
       </w:r>
     </w:p>
     <w:sectPr>
       <w:pgSz w:w="11906" w:h="16838" w:orient="portrait"/>
-      <w:pgMar w:top="1134" w:right="850" w:bottom="1134" w:left="1418" w:header="708" w:footer="708" w:gutter="0"/>
+      <w:pgMar w:top="1134" w:right="850" w:bottom="1134" w:left="1701" w:header="708" w:footer="708" w:gutter="0"/>
       <w:pgNumType/>
       <w:docGrid w:linePitch="360"/>
     </w:sectPr>
@@ -503,12 +782,17 @@
     <w:multiLevelType w:val="hybridMultilevel"/>
     <w:lvl w:ilvl="0" w:tentative="1">
       <w:start w:val="1"/>
-      <w:numFmt w:val="bullet"/>
-      <w:lvlText w:val="•"/>
+      <w:numFmt w:val="decimal"/>
+      <w:lvlText w:val="[%1]"/>
       <w:lvlJc w:val="left"/>
       <w:pPr>
-        <w:ind w:left="576" w:hanging="316"/>
-      </w:pPr>
+        <w:ind w:left="720" w:hanging="720"/>
+      </w:pPr>
+      <w:rPr>
+        <w:rFonts w:ascii="Times New Roman" w:cs="Times New Roman" w:eastAsia="Times New Roman" w:hAnsi="Times New Roman"/>
+        <w:sz w:val="28"/>
+        <w:szCs w:val="28"/>
+      </w:rPr>
     </w:lvl>
   </w:abstractNum>
   <w:abstractNum w:abstractNumId="3" w15:restartNumberingAfterBreak="0">
@@ -516,11 +800,16 @@
     <w:lvl w:ilvl="0" w:tentative="1">
       <w:start w:val="1"/>
       <w:numFmt w:val="decimal"/>
-      <w:lvlText w:val="%1."/>
+      <w:lvlText w:val="%1)"/>
       <w:lvlJc w:val="left"/>
       <w:pPr>
-        <w:ind w:left="576" w:hanging="316"/>
-      </w:pPr>
+        <w:ind w:left="851" w:hanging="425"/>
+      </w:pPr>
+      <w:rPr>
+        <w:rFonts w:ascii="Times New Roman" w:cs="Times New Roman" w:eastAsia="Times New Roman" w:hAnsi="Times New Roman"/>
+        <w:sz w:val="28"/>
+        <w:szCs w:val="28"/>
+      </w:rPr>
     </w:lvl>
   </w:abstractNum>
   <w:abstractNum w:abstractNumId="4" w15:restartNumberingAfterBreak="0">
@@ -528,23 +817,16 @@
     <w:lvl w:ilvl="0" w:tentative="1">
       <w:start w:val="1"/>
       <w:numFmt w:val="decimal"/>
-      <w:lvlText w:val="%1."/>
-      <w:lvlJc w:val="left"/>
-      <w:pPr>
-        <w:ind w:left="576" w:hanging="316"/>
-      </w:pPr>
-    </w:lvl>
-  </w:abstractNum>
-  <w:abstractNum w:abstractNumId="90">
-    <w:multiLevelType w:val="hybridMultilevel"/>
-    <w:lvl w:ilvl="0">
-      <w:start w:val="1"/>
-      <w:numFmt w:val="decimal"/>
       <w:lvlText w:val="%1)"/>
       <w:lvlJc w:val="left"/>
       <w:pPr>
         <w:ind w:left="851" w:hanging="425"/>
       </w:pPr>
+      <w:rPr>
+        <w:rFonts w:ascii="Times New Roman" w:cs="Times New Roman" w:eastAsia="Times New Roman" w:hAnsi="Times New Roman"/>
+        <w:sz w:val="28"/>
+        <w:szCs w:val="28"/>
+      </w:rPr>
     </w:lvl>
   </w:abstractNum>
   <w:num w:numId="1">
@@ -560,19 +842,13 @@
     </w:lvlOverride>
   </w:num>
   <w:num w:numId="3">
-    <w:abstractNumId w:val="2"/>
+    <w:abstractNumId w:val="4"/>
     <w:lvlOverride w:ilvl="0">
       <w:startOverride w:val="1"/>
     </w:lvlOverride>
   </w:num>
   <w:num w:numId="4">
-    <w:abstractNumId w:val="4"/>
-    <w:lvlOverride w:ilvl="0">
-      <w:startOverride w:val="1"/>
-    </w:lvlOverride>
-  </w:num>
-  <w:num w:numId="101">
-    <w:abstractNumId w:val="90"/>
+    <w:abstractNumId w:val="2"/>
     <w:lvlOverride w:ilvl="0">
       <w:startOverride w:val="1"/>
     </w:lvlOverride>
@@ -586,8 +862,8 @@
     <w:rPrDefault>
       <w:rPr>
         <w:rFonts w:ascii="Times New Roman" w:cs="Times New Roman" w:eastAsia="Times New Roman" w:hAnsi="Times New Roman"/>
-        <w:sz w:val="24"/>
-        <w:szCs w:val="24"/>
+        <w:sz w:val="28"/>
+        <w:szCs w:val="28"/>
       </w:rPr>
     </w:rPrDefault>
     <w:pPrDefault/>
@@ -722,7 +998,7 @@
     <w:unhideWhenUsed/>
     <w:pPr>
       <w:spacing w:after="100"/>
-      <w:ind w:left="240"/>
+      <w:ind w:left="280"/>
     </w:pPr>
   </w:style>
   <w:style w:type="paragraph" w:styleId="TOC3">
@@ -734,7 +1010,7 @@
     <w:unhideWhenUsed/>
     <w:pPr>
       <w:spacing w:after="100"/>
-      <w:ind w:left="480"/>
+      <w:ind w:left="560"/>
     </w:pPr>
   </w:style>
   <w:style w:type="paragraph" w:styleId="TOC4">
@@ -746,7 +1022,7 @@
     <w:unhideWhenUsed/>
     <w:pPr>
       <w:spacing w:after="100"/>
-      <w:ind w:left="720"/>
+      <w:ind w:left="840"/>
     </w:pPr>
   </w:style>
   <w:style w:type="paragraph" w:styleId="TOC5">
@@ -758,7 +1034,7 @@
     <w:unhideWhenUsed/>
     <w:pPr>
       <w:spacing w:after="100"/>
-      <w:ind w:left="960"/>
+      <w:ind w:left="1120"/>
     </w:pPr>
   </w:style>
   <w:style w:type="paragraph" w:styleId="TOC6">
@@ -770,23 +1046,11 @@
     <w:unhideWhenUsed/>
     <w:pPr>
       <w:spacing w:after="100"/>
-      <w:ind w:left="1200"/>
+      <w:ind w:left="1400"/>
     </w:pPr>
   </w:style>
   <w:style w:type="paragraph" w:styleId="TOC7">
     <w:name w:val="toc 7"/>
-    <w:basedOn w:val="Normal"/>
-    <w:next w:val="Normal"/>
-    <w:uiPriority w:val="39"/>
-    <w:semiHidden/>
-    <w:unhideWhenUsed/>
-    <w:pPr>
-      <w:spacing w:after="100"/>
-      <w:ind w:left="1440"/>
-    </w:pPr>
-  </w:style>
-  <w:style w:type="paragraph" w:styleId="TOC8">
-    <w:name w:val="toc 8"/>
     <w:basedOn w:val="Normal"/>
     <w:next w:val="Normal"/>
     <w:uiPriority w:val="39"/>
@@ -797,6 +1061,18 @@
       <w:ind w:left="1680"/>
     </w:pPr>
   </w:style>
+  <w:style w:type="paragraph" w:styleId="TOC8">
+    <w:name w:val="toc 8"/>
+    <w:basedOn w:val="Normal"/>
+    <w:next w:val="Normal"/>
+    <w:uiPriority w:val="39"/>
+    <w:semiHidden/>
+    <w:unhideWhenUsed/>
+    <w:pPr>
+      <w:spacing w:after="100"/>
+      <w:ind w:left="1960"/>
+    </w:pPr>
+  </w:style>
   <w:style w:type="paragraph" w:styleId="TOC9">
     <w:name w:val="toc 9"/>
     <w:basedOn w:val="Normal"/>
@@ -806,7 +1082,7 @@
     <w:unhideWhenUsed/>
     <w:pPr>
       <w:spacing w:after="100"/>
-      <w:ind w:left="1920"/>
+      <w:ind w:left="2240"/>
     </w:pPr>
   </w:style>
   <w:style w:type="character" w:styleId="Hyperlink">
@@ -906,15 +1182,16 @@
     <w:next w:val="Normal"/>
     <w:qFormat/>
     <w:pPr>
-      <w:spacing w:after="200"/>
-      <w:jc w:val="center"/>
+      <w:spacing w:after="240" w:before="0"/>
+      <w:outlineLvl w:val="0"/>
     </w:pPr>
     <w:rPr>
       <w:rFonts w:ascii="Times New Roman" w:cs="Times New Roman" w:eastAsia="Times New Roman" w:hAnsi="Times New Roman"/>
       <w:b/>
       <w:bCs/>
-      <w:sz w:val="28"/>
-      <w:szCs w:val="28"/>
+      <w:color w:val="000000"/>
+      <w:sz w:val="30"/>
+      <w:szCs w:val="30"/>
     </w:rPr>
   </w:style>
   <w:style w:type="paragraph" w:styleId="Heading2">
@@ -922,12 +1199,17 @@
     <w:basedOn w:val="Normal"/>
     <w:next w:val="Normal"/>
     <w:qFormat/>
+    <w:pPr>
+      <w:spacing w:after="100" w:before="200"/>
+      <w:outlineLvl w:val="1"/>
+    </w:pPr>
     <w:rPr>
       <w:rFonts w:ascii="Times New Roman" w:cs="Times New Roman" w:eastAsia="Times New Roman" w:hAnsi="Times New Roman"/>
       <w:b/>
       <w:bCs/>
-      <w:sz w:val="26"/>
-      <w:szCs w:val="26"/>
+      <w:color w:val="000000"/>
+      <w:sz w:val="28"/>
+      <w:szCs w:val="28"/>
     </w:rPr>
   </w:style>
 </w:styles>
